--- a/papers/thesis_2026-10/reading/docx_reference.docx
+++ b/papers/thesis_2026-10/reading/docx_reference.docx
@@ -385,7 +385,7 @@
     <w:sectPr>
       <w:footerReference w:type="default" r:id="rId9"/>
       <w:pgSz w:h="16838" w:w="11906"/>
-      <w:pgMar w:left="1247" w:right="1247" w:top="1247" w:bottom="1134"/>
+      <w:pgMar w:left="850" w:right="850" w:top="794" w:bottom="794" w:footer="340"/>
     </w:sectPr>
   </w:body>
 </w:document>
@@ -404,8 +404,8 @@
     </w:pPr>
     <w:r>
       <w:rPr>
-        <w:rFonts w:ascii="Times New Roman" w:hAnsi="Times New Roman"/>
-        <w:sz w:val="18"/>
+        <w:rFonts w:ascii="Source Serif 4" w:hAnsi="Source Serif 4"/>
+        <w:sz w:val="16"/>
       </w:rPr>
       <w:fldChar w:fldCharType="begin"/>
       <w:instrText xml:space="preserve"> PAGE </w:instrText>
@@ -588,13 +588,13 @@
     <w:name w:val="Normal"/>
     <w:qFormat/>
     <w:pPr>
-      <w:spacing w:line="259" w:lineRule="auto" w:after="80" w:before="0"/>
+      <w:spacing w:lineRule="exact" w:line="242" w:before="0" w:after="78"/>
       <w:jc w:val="both"/>
     </w:pPr>
     <w:rPr>
-      <w:rFonts w:ascii="Times New Roman" w:hAnsi="Times New Roman" w:cs="Times New Roman" w:eastAsia="Times New Roman"/>
-      <w:color w:val="000000"/>
-      <w:sz w:val="21"/>
+      <w:rFonts w:ascii="Source Serif 4" w:hAnsi="Source Serif 4" w:cs="Source Serif 4" w:eastAsia="Source Serif 4"/>
+      <w:color w:val="111111"/>
+      <w:sz w:val="18"/>
     </w:rPr>
   </w:style>
   <w:style w:type="paragraph" w:styleId="BodyText">
@@ -602,14 +602,14 @@
     <w:basedOn w:val="Normal"/>
     <w:link w:val="BodyTextChar"/>
     <w:pPr>
-      <w:spacing w:before="0" w:after="80" w:line="259" w:lineRule="auto"/>
+      <w:spacing w:before="0" w:after="78" w:lineRule="exact" w:line="242"/>
       <w:jc w:val="both"/>
     </w:pPr>
     <w:qFormat/>
     <w:rPr>
-      <w:rFonts w:ascii="Times New Roman" w:hAnsi="Times New Roman" w:cs="Times New Roman" w:eastAsia="Times New Roman"/>
-      <w:color w:val="000000"/>
-      <w:sz w:val="21"/>
+      <w:rFonts w:ascii="Source Serif 4" w:hAnsi="Source Serif 4" w:cs="Source Serif 4" w:eastAsia="Source Serif 4"/>
+      <w:color w:val="111111"/>
+      <w:sz w:val="18"/>
     </w:rPr>
   </w:style>
   <w:style w:type="paragraph" w:customStyle="1" w:styleId="FirstParagraph">
@@ -618,13 +618,13 @@
     <w:next w:val="BodyText"/>
     <w:qFormat/>
     <w:pPr>
-      <w:spacing w:line="259" w:lineRule="auto" w:after="80" w:before="0"/>
+      <w:spacing w:lineRule="exact" w:line="242" w:before="0" w:after="78"/>
       <w:jc w:val="both"/>
     </w:pPr>
     <w:rPr>
-      <w:rFonts w:ascii="Times New Roman" w:hAnsi="Times New Roman" w:cs="Times New Roman" w:eastAsia="Times New Roman"/>
-      <w:color w:val="000000"/>
-      <w:sz w:val="21"/>
+      <w:rFonts w:ascii="Source Serif 4" w:hAnsi="Source Serif 4" w:cs="Source Serif 4" w:eastAsia="Source Serif 4"/>
+      <w:color w:val="111111"/>
+      <w:sz w:val="18"/>
     </w:rPr>
   </w:style>
   <w:style w:type="paragraph" w:customStyle="1" w:styleId="Compact">
@@ -632,13 +632,13 @@
     <w:basedOn w:val="BodyText"/>
     <w:qFormat/>
     <w:pPr>
-      <w:spacing w:before="36" w:after="20"/>
+      <w:spacing w:before="0" w:after="20" w:lineRule="exact" w:line="242"/>
       <w:jc w:val="left"/>
     </w:pPr>
     <w:rPr>
-      <w:rFonts w:ascii="Times New Roman" w:hAnsi="Times New Roman" w:cs="Times New Roman" w:eastAsia="Times New Roman"/>
-      <w:color w:val="000000"/>
-      <w:sz w:val="21"/>
+      <w:rFonts w:ascii="Source Serif 4" w:hAnsi="Source Serif 4" w:cs="Source Serif 4" w:eastAsia="Source Serif 4"/>
+      <w:color w:val="111111"/>
+      <w:sz w:val="18"/>
     </w:rPr>
   </w:style>
   <w:style w:type="paragraph" w:styleId="Title">
@@ -649,15 +649,15 @@
     <w:pPr>
       <w:keepNext/>
       <w:keepLines/>
-      <w:spacing w:before="480" w:after="240"/>
-      <w:jc w:val="center"/>
-    </w:pPr>
-    <w:rPr>
-      <w:rFonts w:ascii="Times New Roman" w:hAnsi="Times New Roman" w:cs="Times New Roman" w:eastAsia="Times New Roman"/>
+      <w:spacing w:before="0" w:after="56" w:lineRule="exact" w:line="312"/>
+      <w:jc w:val="left"/>
+    </w:pPr>
+    <w:rPr>
+      <w:rFonts w:ascii="Source Serif 4" w:hAnsi="Source Serif 4" w:cs="Source Serif 4" w:eastAsia="Source Serif 4"/>
       <w:b/>
       <w:bCs/>
-      <w:color w:val="000000"/>
-      <w:sz w:val="34"/>
+      <w:color w:val="111111"/>
+      <w:sz w:val="24"/>
       <w:szCs w:val="36"/>
     </w:rPr>
   </w:style>
@@ -669,15 +669,18 @@
     <w:pPr>
       <w:keepNext/>
       <w:keepLines/>
-      <w:spacing w:before="240" w:after="240"/>
-      <w:jc w:val="center"/>
-    </w:pPr>
-    <w:rPr>
-      <w:rFonts w:ascii="Times New Roman" w:hAnsi="Times New Roman" w:cs="Times New Roman" w:eastAsia="Times New Roman"/>
+      <w:spacing w:before="0" w:after="220" w:lineRule="exact" w:line="232"/>
+      <w:jc w:val="left"/>
+      <w:pBdr>
+        <w:bottom w:val="single" w:sz="6" w:space="6" w:color="999999"/>
+      </w:pBdr>
+    </w:pPr>
+    <w:rPr>
+      <w:rFonts w:ascii="Source Serif 4" w:hAnsi="Source Serif 4" w:cs="Source Serif 4" w:eastAsia="Source Serif 4"/>
       <w:b w:val="0"/>
       <w:i/>
-      <w:color w:val="000000"/>
-      <w:sz w:val="23"/>
+      <w:color w:val="111111"/>
+      <w:sz w:val="18"/>
       <w:szCs w:val="30"/>
     </w:rPr>
   </w:style>
@@ -688,12 +691,13 @@
     <w:pPr>
       <w:keepNext/>
       <w:keepLines/>
-      <w:jc w:val="center"/>
-    </w:pPr>
-    <w:rPr>
-      <w:rFonts w:ascii="Times New Roman" w:hAnsi="Times New Roman" w:cs="Times New Roman" w:eastAsia="Times New Roman"/>
-      <w:color w:val="000000"/>
-      <w:sz w:val="21"/>
+      <w:spacing w:lineRule="exact" w:line="232" w:before="0" w:after="20"/>
+      <w:jc w:val="left"/>
+    </w:pPr>
+    <w:rPr>
+      <w:rFonts w:ascii="Source Serif 4" w:hAnsi="Source Serif 4" w:cs="Source Serif 4" w:eastAsia="Source Serif 4"/>
+      <w:color w:val="111111"/>
+      <w:sz w:val="18"/>
     </w:rPr>
   </w:style>
   <w:style w:type="paragraph" w:styleId="Date">
@@ -703,12 +707,13 @@
     <w:pPr>
       <w:keepNext/>
       <w:keepLines/>
-      <w:jc w:val="center"/>
-    </w:pPr>
-    <w:rPr>
-      <w:rFonts w:ascii="Times New Roman" w:hAnsi="Times New Roman" w:cs="Times New Roman" w:eastAsia="Times New Roman"/>
-      <w:color w:val="000000"/>
-      <w:sz w:val="21"/>
+      <w:spacing w:lineRule="exact" w:line="232" w:before="0" w:after="20"/>
+      <w:jc w:val="left"/>
+    </w:pPr>
+    <w:rPr>
+      <w:rFonts w:ascii="Source Serif 4" w:hAnsi="Source Serif 4" w:cs="Source Serif 4" w:eastAsia="Source Serif 4"/>
+      <w:color w:val="111111"/>
+      <w:sz w:val="18"/>
     </w:rPr>
   </w:style>
   <w:style w:type="paragraph" w:customStyle="1" w:styleId="AbstractTitle">
@@ -762,16 +767,17 @@
     <w:pPr>
       <w:keepNext/>
       <w:keepLines/>
-      <w:spacing w:before="280" w:after="120"/>
+      <w:spacing w:before="396" w:after="170" w:lineRule="exact" w:line="352"/>
+      <w:jc w:val="left"/>
       <w:outlineLvl w:val="0"/>
     </w:pPr>
     <w:rPr>
-      <w:rFonts w:ascii="Times New Roman" w:hAnsi="Times New Roman" w:cs="Times New Roman" w:eastAsia="Times New Roman"/>
+      <w:rFonts w:ascii="Source Serif 4" w:hAnsi="Source Serif 4" w:cs="Source Serif 4" w:eastAsia="Source Serif 4"/>
       <w:b/>
       <w:bCs/>
       <w:i w:val="0"/>
-      <w:color w:val="000000"/>
-      <w:sz w:val="30"/>
+      <w:color w:val="111111"/>
+      <w:sz w:val="27"/>
       <w:szCs w:val="32"/>
     </w:rPr>
   </w:style>
@@ -785,16 +791,17 @@
     <w:pPr>
       <w:keepNext/>
       <w:keepLines/>
-      <w:spacing w:before="200" w:after="60"/>
+      <w:spacing w:before="226" w:after="56" w:lineRule="exact" w:line="272"/>
+      <w:jc w:val="left"/>
       <w:outlineLvl w:val="1"/>
     </w:pPr>
     <w:rPr>
-      <w:rFonts w:ascii="Times New Roman" w:hAnsi="Times New Roman" w:cs="Times New Roman" w:eastAsia="Times New Roman"/>
+      <w:rFonts w:ascii="Source Serif 4" w:hAnsi="Source Serif 4" w:cs="Source Serif 4" w:eastAsia="Source Serif 4"/>
       <w:b/>
       <w:bCs/>
       <w:i w:val="0"/>
-      <w:color w:val="000000"/>
-      <w:sz w:val="25"/>
+      <w:color w:val="111111"/>
+      <w:sz w:val="21"/>
       <w:szCs w:val="28"/>
     </w:rPr>
   </w:style>
@@ -808,16 +815,17 @@
     <w:pPr>
       <w:keepNext/>
       <w:keepLines/>
-      <w:spacing w:before="120" w:after="40"/>
+      <w:spacing w:before="170" w:after="56" w:lineRule="exact" w:line="246"/>
+      <w:jc w:val="left"/>
       <w:outlineLvl w:val="2"/>
     </w:pPr>
     <w:rPr>
-      <w:rFonts w:ascii="Times New Roman" w:hAnsi="Times New Roman" w:cs="Times New Roman" w:eastAsia="Times New Roman"/>
+      <w:rFonts w:ascii="Source Serif 4" w:hAnsi="Source Serif 4" w:cs="Source Serif 4" w:eastAsia="Source Serif 4"/>
       <w:b/>
       <w:bCs/>
-      <w:i w:val="0"/>
-      <w:color w:val="000000"/>
-      <w:sz w:val="22"/>
+      <w:i/>
+      <w:color w:val="111111"/>
+      <w:sz w:val="19"/>
       <w:szCs w:val="24"/>
     </w:rPr>
   </w:style>
@@ -831,16 +839,17 @@
     <w:pPr>
       <w:keepNext/>
       <w:keepLines/>
-      <w:spacing w:before="200" w:after="0"/>
+      <w:spacing w:before="120" w:after="40" w:lineRule="exact" w:line="242"/>
+      <w:jc w:val="left"/>
       <w:outlineLvl w:val="3"/>
     </w:pPr>
     <w:rPr>
-      <w:rFonts w:ascii="Times New Roman" w:hAnsi="Times New Roman" w:cs="Times New Roman" w:eastAsia="Times New Roman"/>
+      <w:rFonts w:ascii="Source Serif 4" w:hAnsi="Source Serif 4" w:cs="Source Serif 4" w:eastAsia="Source Serif 4"/>
       <w:i w:val="0"/>
       <w:b/>
       <w:bCs/>
-      <w:color w:val="000000"/>
-      <w:sz w:val="21"/>
+      <w:color w:val="111111"/>
+      <w:sz w:val="18"/>
       <w:szCs w:val="24"/>
     </w:rPr>
   </w:style>
@@ -953,14 +962,14 @@
     <w:unhideWhenUsed/>
     <w:qFormat/>
     <w:pPr>
-      <w:spacing w:before="100" w:after="100"/>
-      <w:ind w:firstLine="0" w:left="454" w:right="480"/>
+      <w:spacing w:before="86" w:after="114" w:lineRule="exact" w:line="242"/>
+      <w:ind w:firstLine="0" w:left="454" w:right="454"/>
       <w:jc w:val="left"/>
     </w:pPr>
     <w:rPr>
-      <w:rFonts w:ascii="Times New Roman" w:hAnsi="Times New Roman" w:cs="Times New Roman" w:eastAsia="Times New Roman"/>
-      <w:color w:val="000000"/>
-      <w:sz w:val="21"/>
+      <w:rFonts w:ascii="Source Serif 4" w:hAnsi="Source Serif 4" w:cs="Source Serif 4" w:eastAsia="Source Serif 4"/>
+      <w:color w:val="111111"/>
+      <w:sz w:val="18"/>
     </w:rPr>
   </w:style>
   <w:style w:type="paragraph" w:styleId="FootnoteText">
@@ -970,10 +979,14 @@
     <w:uiPriority w:val="9"/>
     <w:unhideWhenUsed/>
     <w:qFormat/>
-    <w:rPr>
-      <w:rFonts w:ascii="Times New Roman" w:hAnsi="Times New Roman" w:cs="Times New Roman" w:eastAsia="Times New Roman"/>
-      <w:color w:val="000000"/>
-      <w:sz w:val="19"/>
+    <w:pPr>
+      <w:spacing w:lineRule="exact" w:line="216" w:before="0" w:after="20"/>
+      <w:jc w:val="left"/>
+    </w:pPr>
+    <w:rPr>
+      <w:rFonts w:ascii="Source Serif 4" w:hAnsi="Source Serif 4" w:cs="Source Serif 4" w:eastAsia="Source Serif 4"/>
+      <w:color w:val="111111"/>
+      <w:sz w:val="16"/>
     </w:rPr>
   </w:style>
   <w:style w:type="character" w:default="1" w:styleId="DefaultParagraphFont">
@@ -1034,14 +1047,15 @@
     <w:basedOn w:val="Normal"/>
     <w:link w:val="BodyTextChar"/>
     <w:pPr>
-      <w:spacing w:before="0" w:after="120"/>
-    </w:pPr>
-    <w:rPr>
-      <w:rFonts w:ascii="Times New Roman" w:hAnsi="Times New Roman" w:cs="Times New Roman" w:eastAsia="Times New Roman"/>
+      <w:spacing w:before="140" w:after="56" w:lineRule="exact" w:line="246"/>
+      <w:jc w:val="left"/>
+    </w:pPr>
+    <w:rPr>
+      <w:rFonts w:ascii="Source Serif 4" w:hAnsi="Source Serif 4" w:cs="Source Serif 4" w:eastAsia="Source Serif 4"/>
       <w:b w:val="0"/>
       <w:i w:val="0"/>
-      <w:color w:val="000000"/>
-      <w:sz w:val="20"/>
+      <w:color w:val="111111"/>
+      <w:sz w:val="17"/>
     </w:rPr>
   </w:style>
   <w:style w:type="paragraph" w:customStyle="1" w:styleId="TableCaption">
@@ -1049,24 +1063,30 @@
     <w:basedOn w:val="Caption"/>
     <w:pPr>
       <w:keepNext/>
-    </w:pPr>
-    <w:rPr>
-      <w:rFonts w:ascii="Times New Roman" w:hAnsi="Times New Roman" w:cs="Times New Roman" w:eastAsia="Times New Roman"/>
+      <w:spacing w:lineRule="exact" w:line="246" w:before="140" w:after="56"/>
+      <w:jc w:val="left"/>
+    </w:pPr>
+    <w:rPr>
+      <w:rFonts w:ascii="Source Serif 4" w:hAnsi="Source Serif 4" w:cs="Source Serif 4" w:eastAsia="Source Serif 4"/>
       <w:b w:val="0"/>
       <w:i w:val="0"/>
-      <w:color w:val="000000"/>
-      <w:sz w:val="20"/>
+      <w:color w:val="111111"/>
+      <w:sz w:val="17"/>
     </w:rPr>
   </w:style>
   <w:style w:type="paragraph" w:customStyle="1" w:styleId="ImageCaption">
     <w:name w:val="Image Caption"/>
     <w:basedOn w:val="Caption"/>
-    <w:rPr>
-      <w:rFonts w:ascii="Times New Roman" w:hAnsi="Times New Roman" w:cs="Times New Roman" w:eastAsia="Times New Roman"/>
+    <w:pPr>
+      <w:spacing w:lineRule="exact" w:line="246" w:before="140" w:after="56"/>
+      <w:jc w:val="left"/>
+    </w:pPr>
+    <w:rPr>
+      <w:rFonts w:ascii="Source Serif 4" w:hAnsi="Source Serif 4" w:cs="Source Serif 4" w:eastAsia="Source Serif 4"/>
       <w:b w:val="0"/>
       <w:i w:val="0"/>
-      <w:color w:val="000000"/>
-      <w:sz w:val="20"/>
+      <w:color w:val="111111"/>
+      <w:sz w:val="17"/>
     </w:rPr>
   </w:style>
   <w:style w:type="paragraph" w:customStyle="1" w:styleId="Figure">
@@ -1135,16 +1155,16 @@
     <w:pPr>
       <w:keepLines/>
       <w:tabs>
-        <w:tab w:pos="4706" w:val="center"/>
-        <w:tab w:pos="9411" w:val="right"/>
+        <w:tab w:pos="5102" w:val="center"/>
+        <w:tab w:pos="10205" w:val="right"/>
       </w:tabs>
-      <w:spacing w:before="80" w:after="120"/>
+      <w:spacing w:lineRule="exact" w:line="246" w:before="86" w:after="114"/>
       <w:jc w:val="left"/>
     </w:pPr>
     <w:rPr>
-      <w:rFonts w:ascii="Times New Roman" w:hAnsi="Times New Roman" w:cs="Times New Roman" w:eastAsia="Times New Roman"/>
-      <w:color w:val="000000"/>
-      <w:sz w:val="21"/>
+      <w:rFonts w:ascii="Source Serif 4" w:hAnsi="Source Serif 4" w:cs="Source Serif 4" w:eastAsia="Source Serif 4"/>
+      <w:color w:val="111111"/>
+      <w:sz w:val="19"/>
     </w:rPr>
   </w:style>
 </w:styles>
